--- a/public/uploads/contracts/draft-10.docx
+++ b/public/uploads/contracts/draft-10.docx
@@ -51,24 +51,24 @@
           <w:szCs w:val="28"/>
           <w:lang w:val="uz-Cyrl-UZ"/>
         </w:rPr>
-        <w:t xml:space="preserve">2026 йил 30-июн          А-26-QDYEE-сон                                        Тошкент шаҳри ш.</w:t>
-      </w:r>
-    </w:p>
-    <w:p/>
-    <w:p>
-      <w:pPr>
-        <w:spacing w:after="0" w:line="240" w:lineRule="auto"/>
-        <w:ind w:firstLine="851"/>
-        <w:jc w:val="both"/>
-      </w:pPr>
-      <w:r>
-        <w:rPr>
-          <w:rFonts w:ascii="Times New Roman" w:hAnsi="Times New Roman" w:cs="Times New Roman"/>
-          <w:sz w:val="28"/>
-          <w:szCs w:val="28"/>
-          <w:lang w:val="uz-Cyrl-UZ"/>
-        </w:rPr>
-        <w:t xml:space="preserve">Кейинги ўринларда “Ижарага берувчи” деб номланадиган Тошкент шаҳар ҳокимияти томонидан ва кейинги ўринларда “Ижарага олувчи” деб номланадиган Тўраев Ботир («TEXNO MARKET» МЧЖ) томонидан мазкур шартномани Ўзбекистон Республикаси Ягона интерактив давлат хизматлари портали орқали 2026 йил 30-июн да келиб тушган А-26-QDYEE-сон аризага биноан тузди.</w:t>
+        <w:t xml:space="preserve">2026 йил 30-июн          А-26-XLFNW-сон                                        Тошкент шаҳри ш.</w:t>
+      </w:r>
+    </w:p>
+    <w:p/>
+    <w:p>
+      <w:pPr>
+        <w:spacing w:after="0" w:line="240" w:lineRule="auto"/>
+        <w:ind w:firstLine="851"/>
+        <w:jc w:val="both"/>
+      </w:pPr>
+      <w:r>
+        <w:rPr>
+          <w:rFonts w:ascii="Times New Roman" w:hAnsi="Times New Roman" w:cs="Times New Roman"/>
+          <w:sz w:val="28"/>
+          <w:szCs w:val="28"/>
+          <w:lang w:val="uz-Cyrl-UZ"/>
+        </w:rPr>
+        <w:t xml:space="preserve">Кейинги ўринларда “Ижарага берувчи” деб номланадиган Тошкент шаҳар ҳокимияти томонидан ва кейинги ўринларда “Ижарага олувчи” деб номланадиган Саидова Гулнора («TEXNO MARKET» МЧЖ) томонидан мазкур шартномани Ўзбекистон Республикаси Ягона интерактив давлат хизматлари портали орқали 2026 йил 30-июн да келиб тушган А-26-XLFNW-сон аризага биноан тузди.</w:t>
       </w:r>
     </w:p>
     <w:p/>
@@ -120,7 +120,7 @@
           <w:szCs w:val="28"/>
           <w:lang w:val="uz-Cyrl-UZ"/>
         </w:rPr>
-        <w:t xml:space="preserve">1.2. Ижарага берувчи ер участкасини 2026 йил 30-июн дан 1 (бир) йил муддатга ижарага беради, Ижарага олувчи эса ўзига тегишли бўлган Тошкент шаҳрининг Мирзо-Улуғбек туманидаги Мирзо-Улуғбек тумани, Гулзор кўчаси, №37 манзилда жойлашган «TEXNO MARKET» МЧЖ объекти (ер участкаси)га туташ ҳудуддаги кейинчалик “Ер участкаси” деб номланувчи 48 кв.м ер майдонни Маиший техника фаолиятини ташкил этиш учун ижарага олади.</w:t>
+        <w:t xml:space="preserve">1.2. Ижарага берувчи ер участкасини 2026 йил 30-июн дан 1 (бир) йил муддатга ижарага беради, Ижарага олувчи эса ўзига тегишли бўлган Тошкент шаҳрининг Мирзо-Улуғбек туманидаги Мирзо-Улуғбек тумани, Мустақиллик кўчаси, №103 манзилда жойлашган «TEXNO MARKET» МЧЖ объекти (ер участкаси)га туташ ҳудуддаги кейинчалик “Ер участкаси” деб номланувчи 52 кв.м ер майдонни Маиший техника фаолиятини ташкил этиш учун ижарага олади.</w:t>
       </w:r>
     </w:p>
     <w:p/>
@@ -274,7 +274,7 @@
           <w:szCs w:val="28"/>
           <w:lang w:val="uz-Cyrl-UZ"/>
         </w:rPr>
-        <w:t xml:space="preserve">2.6. Объект жойлашган кўча тури: Гастрономик кўча. Кадастр рақами: 10:11:05:06:04:0109.</w:t>
+        <w:t xml:space="preserve">2.6. Объект жойлашган кўча тури: Оддий кўча. Кадастр рақами: 10:11:03:03:07:0109.</w:t>
       </w:r>
     </w:p>
     <w:p/>
@@ -343,7 +343,7 @@
           <w:szCs w:val="28"/>
           <w:lang w:val="uz-Cyrl-UZ"/>
         </w:rPr>
-        <w:t xml:space="preserve">3.3. Ер участкаси учун йиллик ижара тўлови 25 920 000 сўмни ташкил этади ва йиллик ижара тўлов суммасининг тенг миқдорга бўлган ҳолда ҳар ойда (ойлик 2 160 000 сўм) амалга оширилади.</w:t>
+        <w:t xml:space="preserve">3.3. Ер участкаси учун йиллик ижара тўлови 28 080 000 сўмни ташкил этади ва йиллик ижара тўлов суммасининг тенг миқдорга бўлган ҳолда ҳар ойда (ойлик 2 340 000 сўм) амалга оширилади.</w:t>
       </w:r>
     </w:p>
     <w:p/>
@@ -1218,37 +1218,37 @@
                 <w:szCs w:val="28"/>
                 <w:lang w:val="uz-Cyrl-UZ"/>
               </w:rPr>
-              <w:t xml:space="preserve">ФИО: Тўраев Ботир</w:t>
-            </w:r>
-          </w:p>
-          <w:p>
-            <w:pPr>
-              <w:jc w:val="center"/>
-              <w:spacing w:after="20"/>
-            </w:pPr>
-            <w:r>
-              <w:rPr>
-                <w:rFonts w:ascii="Times New Roman" w:hAnsi="Times New Roman" w:cs="Times New Roman"/>
-                <w:sz w:val="28"/>
-                <w:szCs w:val="28"/>
-                <w:lang w:val="uz-Cyrl-UZ"/>
-              </w:rPr>
-              <w:t xml:space="preserve">Манзил: Мирзо-Улуғбек тумани, Гулзор кўчаси, №37</w:t>
-            </w:r>
-          </w:p>
-          <w:p>
-            <w:pPr>
-              <w:jc w:val="center"/>
-              <w:spacing w:after="20"/>
-            </w:pPr>
-            <w:r>
-              <w:rPr>
-                <w:rFonts w:ascii="Times New Roman" w:hAnsi="Times New Roman" w:cs="Times New Roman"/>
-                <w:sz w:val="28"/>
-                <w:szCs w:val="28"/>
-                <w:lang w:val="uz-Cyrl-UZ"/>
-              </w:rPr>
-              <w:t xml:space="preserve">СТИР (ЖШШИР): 30000000077777</w:t>
+              <w:t xml:space="preserve">ФИО: Саидова Гулнора</w:t>
+            </w:r>
+          </w:p>
+          <w:p>
+            <w:pPr>
+              <w:jc w:val="center"/>
+              <w:spacing w:after="20"/>
+            </w:pPr>
+            <w:r>
+              <w:rPr>
+                <w:rFonts w:ascii="Times New Roman" w:hAnsi="Times New Roman" w:cs="Times New Roman"/>
+                <w:sz w:val="28"/>
+                <w:szCs w:val="28"/>
+                <w:lang w:val="uz-Cyrl-UZ"/>
+              </w:rPr>
+              <w:t xml:space="preserve">Манзил: Мирзо-Улуғбек тумани, Мустақиллик кўчаси, №103</w:t>
+            </w:r>
+          </w:p>
+          <w:p>
+            <w:pPr>
+              <w:jc w:val="center"/>
+              <w:spacing w:after="20"/>
+            </w:pPr>
+            <w:r>
+              <w:rPr>
+                <w:rFonts w:ascii="Times New Roman" w:hAnsi="Times New Roman" w:cs="Times New Roman"/>
+                <w:sz w:val="28"/>
+                <w:szCs w:val="28"/>
+                <w:lang w:val="uz-Cyrl-UZ"/>
+              </w:rPr>
+              <w:t xml:space="preserve">СТИР (ЖШШИР): 30000000088888</w:t>
             </w:r>
           </w:p>
           <w:p>

--- a/public/uploads/contracts/draft-10.docx
+++ b/public/uploads/contracts/draft-10.docx
@@ -51,24 +51,24 @@
           <w:szCs w:val="28"/>
           <w:lang w:val="uz-Cyrl-UZ"/>
         </w:rPr>
-        <w:t xml:space="preserve">2026 йил 30-июн          А-26-XLFNW-сон                                        Тошкент шаҳри ш.</w:t>
-      </w:r>
-    </w:p>
-    <w:p/>
-    <w:p>
-      <w:pPr>
-        <w:spacing w:after="0" w:line="240" w:lineRule="auto"/>
-        <w:ind w:firstLine="851"/>
-        <w:jc w:val="both"/>
-      </w:pPr>
-      <w:r>
-        <w:rPr>
-          <w:rFonts w:ascii="Times New Roman" w:hAnsi="Times New Roman" w:cs="Times New Roman"/>
-          <w:sz w:val="28"/>
-          <w:szCs w:val="28"/>
-          <w:lang w:val="uz-Cyrl-UZ"/>
-        </w:rPr>
-        <w:t xml:space="preserve">Кейинги ўринларда “Ижарага берувчи” деб номланадиган Тошкент шаҳар ҳокимияти томонидан ва кейинги ўринларда “Ижарага олувчи” деб номланадиган Саидова Гулнора («TEXNO MARKET» МЧЖ) томонидан мазкур шартномани Ўзбекистон Республикаси Ягона интерактив давлат хизматлари портали орқали 2026 йил 30-июн да келиб тушган А-26-XLFNW-сон аризага биноан тузди.</w:t>
+        <w:t xml:space="preserve">2026 йил 1-июл          А-26-CKSRV-сон                                        Тошкент шаҳри ш.</w:t>
+      </w:r>
+    </w:p>
+    <w:p/>
+    <w:p>
+      <w:pPr>
+        <w:spacing w:after="0" w:line="240" w:lineRule="auto"/>
+        <w:ind w:firstLine="851"/>
+        <w:jc w:val="both"/>
+      </w:pPr>
+      <w:r>
+        <w:rPr>
+          <w:rFonts w:ascii="Times New Roman" w:hAnsi="Times New Roman" w:cs="Times New Roman"/>
+          <w:sz w:val="28"/>
+          <w:szCs w:val="28"/>
+          <w:lang w:val="uz-Cyrl-UZ"/>
+        </w:rPr>
+        <w:t xml:space="preserve">Кейинги ўринларда “Ижарага берувчи” деб номланадиган Тошкент шаҳар ҳокимияти томонидан ва кейинги ўринларда “Ижарага олувчи” деб номланадиган Саидова Гулнора («TEXNO MARKET» МЧЖ) томонидан мазкур шартномани Ўзбекистон Республикаси Ягона интерактив давлат хизматлари портали орқали 2026 йил 1-июл да келиб тушган А-26-CKSRV-сон аризага биноан тузди.</w:t>
       </w:r>
     </w:p>
     <w:p/>
@@ -120,7 +120,7 @@
           <w:szCs w:val="28"/>
           <w:lang w:val="uz-Cyrl-UZ"/>
         </w:rPr>
-        <w:t xml:space="preserve">1.2. Ижарага берувчи ер участкасини 2026 йил 30-июн дан 1 (бир) йил муддатга ижарага беради, Ижарага олувчи эса ўзига тегишли бўлган Тошкент шаҳрининг Мирзо-Улуғбек туманидаги Мирзо-Улуғбек тумани, Мустақиллик кўчаси, №103 манзилда жойлашган «TEXNO MARKET» МЧЖ объекти (ер участкаси)га туташ ҳудуддаги кейинчалик “Ер участкаси” деб номланувчи 52 кв.м ер майдонни Маиший техника фаолиятини ташкил этиш учун ижарага олади.</w:t>
+        <w:t xml:space="preserve">1.2. Ижарага берувчи ер участкасини 2026 йил 1-июл дан 1 (бир) йил муддатга ижарага беради, Ижарага олувчи эса ўзига тегишли бўлган Тошкент шаҳрининг Мирзо-Улуғбек туманидаги Мирзо-Улуғбек тумани, Ўзбекистон кўчаси, №80 манзилда жойлашган «TEXNO MARKET» МЧЖ объекти (ер участкаси)га туташ ҳудуддаги кейинчалик “Ер участкаси” деб номланувчи 52 кв.м ер майдонни Маиший техника фаолиятини ташкил этиш учун ижарага олади.</w:t>
       </w:r>
     </w:p>
     <w:p/>
@@ -274,7 +274,7 @@
           <w:szCs w:val="28"/>
           <w:lang w:val="uz-Cyrl-UZ"/>
         </w:rPr>
-        <w:t xml:space="preserve">2.6. Объект жойлашган кўча тури: Оддий кўча. Кадастр рақами: 10:11:03:03:07:0109.</w:t>
+        <w:t xml:space="preserve">2.6. Объект жойлашган кўча тури: Оддий кўча. Кадастр рақами: 10:11:08:05:01:0109.</w:t>
       </w:r>
     </w:p>
     <w:p/>
@@ -1233,7 +1233,7 @@
                 <w:szCs w:val="28"/>
                 <w:lang w:val="uz-Cyrl-UZ"/>
               </w:rPr>
-              <w:t xml:space="preserve">Манзил: Мирзо-Улуғбек тумани, Мустақиллик кўчаси, №103</w:t>
+              <w:t xml:space="preserve">Манзил: Мирзо-Улуғбек тумани, Ўзбекистон кўчаси, №80</w:t>
             </w:r>
           </w:p>
           <w:p>

--- a/public/uploads/contracts/draft-10.docx
+++ b/public/uploads/contracts/draft-10.docx
@@ -51,24 +51,24 @@
           <w:szCs w:val="28"/>
           <w:lang w:val="uz-Cyrl-UZ"/>
         </w:rPr>
-        <w:t xml:space="preserve">2026 йил 1-июл          А-26-CKSRV-сон                                        Тошкент шаҳри ш.</w:t>
-      </w:r>
-    </w:p>
-    <w:p/>
-    <w:p>
-      <w:pPr>
-        <w:spacing w:after="0" w:line="240" w:lineRule="auto"/>
-        <w:ind w:firstLine="851"/>
-        <w:jc w:val="both"/>
-      </w:pPr>
-      <w:r>
-        <w:rPr>
-          <w:rFonts w:ascii="Times New Roman" w:hAnsi="Times New Roman" w:cs="Times New Roman"/>
-          <w:sz w:val="28"/>
-          <w:szCs w:val="28"/>
-          <w:lang w:val="uz-Cyrl-UZ"/>
-        </w:rPr>
-        <w:t xml:space="preserve">Кейинги ўринларда “Ижарага берувчи” деб номланадиган Тошкент шаҳар ҳокимияти томонидан ва кейинги ўринларда “Ижарага олувчи” деб номланадиган Саидова Гулнора («TEXNO MARKET» МЧЖ) томонидан мазкур шартномани Ўзбекистон Республикаси Ягона интерактив давлат хизматлари портали орқали 2026 йил 1-июл да келиб тушган А-26-CKSRV-сон аризага биноан тузди.</w:t>
+        <w:t xml:space="preserve">2026 йил 1-июл          А-26-XJFRW-сон                                        Тошкент шаҳри ш.</w:t>
+      </w:r>
+    </w:p>
+    <w:p/>
+    <w:p>
+      <w:pPr>
+        <w:spacing w:after="0" w:line="240" w:lineRule="auto"/>
+        <w:ind w:firstLine="851"/>
+        <w:jc w:val="both"/>
+      </w:pPr>
+      <w:r>
+        <w:rPr>
+          <w:rFonts w:ascii="Times New Roman" w:hAnsi="Times New Roman" w:cs="Times New Roman"/>
+          <w:sz w:val="28"/>
+          <w:szCs w:val="28"/>
+          <w:lang w:val="uz-Cyrl-UZ"/>
+        </w:rPr>
+        <w:t xml:space="preserve">Кейинги ўринларда “Ижарага берувчи” деб номланадиган Тошкент шаҳар ҳокимияти томонидан ва кейинги ўринларда “Ижарага олувчи” деб номланадиган Қодирова Зухра («TEXNO MARKET» МЧЖ) томонидан мазкур шартномани Ўзбекистон Республикаси Ягона интерактив давлат хизматлари портали орқали 2026 йил 1-июл да келиб тушган А-26-XJFRW-сон аризага биноан тузди.</w:t>
       </w:r>
     </w:p>
     <w:p/>
@@ -120,7 +120,7 @@
           <w:szCs w:val="28"/>
           <w:lang w:val="uz-Cyrl-UZ"/>
         </w:rPr>
-        <w:t xml:space="preserve">1.2. Ижарага берувчи ер участкасини 2026 йил 1-июл дан 1 (бир) йил муддатга ижарага беради, Ижарага олувчи эса ўзига тегишли бўлган Тошкент шаҳрининг Мирзо-Улуғбек туманидаги Мирзо-Улуғбек тумани, Ўзбекистон кўчаси, №80 манзилда жойлашган «TEXNO MARKET» МЧЖ объекти (ер участкаси)га туташ ҳудуддаги кейинчалик “Ер участкаси” деб номланувчи 52 кв.м ер майдонни Маиший техника фаолиятини ташкил этиш учун ижарага олади.</w:t>
+        <w:t xml:space="preserve">1.2. Ижарага берувчи ер участкасини 2026 йил 1-июл дан 1 (бир) йил муддатга ижарага беради, Ижарага олувчи эса ўзига тегишли бўлган Тошкент шаҳрининг Мирзо-Улуғбек туманидаги Мирзо-Улуғбек тумани, Лабзак кўчаси, №110 манзилда жойлашган «TEXNO MARKET» МЧЖ объекти (ер участкаси)га туташ ҳудуддаги кейинчалик “Ер участкаси” деб номланувчи 30 кв.м ер майдонни Савдо фаолиятини ташкил этиш учун ижарага олади.</w:t>
       </w:r>
     </w:p>
     <w:p/>
@@ -257,24 +257,24 @@
           <w:szCs w:val="28"/>
           <w:lang w:val="uz-Cyrl-UZ"/>
         </w:rPr>
-        <w:t xml:space="preserve">2.5. Ер участкаси тадбиркорлик фаолиятини амалга ошириш учун берилади ва қуйидаги мақсадда фойдаланилади: Умумий овқатланиш.</w:t>
-      </w:r>
-    </w:p>
-    <w:p/>
-    <w:p>
-      <w:pPr>
-        <w:spacing w:after="0" w:line="240" w:lineRule="auto"/>
-        <w:ind w:firstLine="851"/>
-        <w:jc w:val="both"/>
-      </w:pPr>
-      <w:r>
-        <w:rPr>
-          <w:rFonts w:ascii="Times New Roman" w:hAnsi="Times New Roman" w:cs="Times New Roman"/>
-          <w:sz w:val="28"/>
-          <w:szCs w:val="28"/>
-          <w:lang w:val="uz-Cyrl-UZ"/>
-        </w:rPr>
-        <w:t xml:space="preserve">2.6. Объект жойлашган кўча тури: Оддий кўча. Кадастр рақами: 10:11:08:05:01:0109.</w:t>
+        <w:t xml:space="preserve">2.5. Ер участкаси тадбиркорлик фаолиятини амалга ошириш учун берилади ва қуйидаги мақсадда фойдаланилади: Савдо.</w:t>
+      </w:r>
+    </w:p>
+    <w:p/>
+    <w:p>
+      <w:pPr>
+        <w:spacing w:after="0" w:line="240" w:lineRule="auto"/>
+        <w:ind w:firstLine="851"/>
+        <w:jc w:val="both"/>
+      </w:pPr>
+      <w:r>
+        <w:rPr>
+          <w:rFonts w:ascii="Times New Roman" w:hAnsi="Times New Roman" w:cs="Times New Roman"/>
+          <w:sz w:val="28"/>
+          <w:szCs w:val="28"/>
+          <w:lang w:val="uz-Cyrl-UZ"/>
+        </w:rPr>
+        <w:t xml:space="preserve">2.6. Объект жойлашган кўча тури: Марказий. Кадастр рақами: 10:11:06:04:04:0109.</w:t>
       </w:r>
     </w:p>
     <w:p/>
@@ -343,7 +343,7 @@
           <w:szCs w:val="28"/>
           <w:lang w:val="uz-Cyrl-UZ"/>
         </w:rPr>
-        <w:t xml:space="preserve">3.3. Ер участкаси учун йиллик ижара тўлови 28 080 000 сўмни ташкил этади ва йиллик ижара тўлов суммасининг тенг миқдорга бўлган ҳолда ҳар ойда (ойлик 2 340 000 сўм) амалга оширилади.</w:t>
+        <w:t xml:space="preserve">3.3. Ер участкаси учун йиллик ижара тўлови 16 200 000 сўмни ташкил этади ва йиллик ижара тўлов суммасининг тенг миқдорга бўлган ҳолда ҳар ойда (ойлик 1 350 000 сўм) амалга оширилади.</w:t>
       </w:r>
     </w:p>
     <w:p/>
@@ -1218,7 +1218,7 @@
                 <w:szCs w:val="28"/>
                 <w:lang w:val="uz-Cyrl-UZ"/>
               </w:rPr>
-              <w:t xml:space="preserve">ФИО: Саидова Гулнора</w:t>
+              <w:t xml:space="preserve">ФИО: Қодирова Зухра</w:t>
             </w:r>
           </w:p>
           <w:p>
@@ -1233,7 +1233,7 @@
                 <w:szCs w:val="28"/>
                 <w:lang w:val="uz-Cyrl-UZ"/>
               </w:rPr>
-              <w:t xml:space="preserve">Манзил: Мирзо-Улуғбек тумани, Ўзбекистон кўчаси, №80</w:t>
+              <w:t xml:space="preserve">Манзил: Мирзо-Улуғбек тумани, Лабзак кўчаси, №110</w:t>
             </w:r>
           </w:p>
           <w:p>
@@ -1248,7 +1248,7 @@
                 <w:szCs w:val="28"/>
                 <w:lang w:val="uz-Cyrl-UZ"/>
               </w:rPr>
-              <w:t xml:space="preserve">СТИР (ЖШШИР): 30000000088888</w:t>
+              <w:t xml:space="preserve">СТИР (ЖШШИР): 30000000066666</w:t>
             </w:r>
           </w:p>
           <w:p>
@@ -1294,6 +1294,661 @@
                 <w:lang w:val="uz-Cyrl-UZ"/>
               </w:rPr>
               <w:t xml:space="preserve">Имзо: ____________</w:t>
+            </w:r>
+          </w:p>
+        </w:tc>
+      </w:tr>
+    </w:tbl>
+    <w:p>
+      <w:r>
+        <w:br w:type="page"/>
+      </w:r>
+    </w:p>
+    <w:p>
+      <w:pPr>
+        <w:spacing w:before="120" w:after="120" w:line="240" w:lineRule="auto"/>
+        <w:jc w:val="center"/>
+      </w:pPr>
+      <w:r>
+        <w:rPr>
+          <w:rFonts w:ascii="Times New Roman" w:hAnsi="Times New Roman" w:cs="Times New Roman"/>
+          <w:b/>
+          <w:bCs/>
+          <w:sz w:val="28"/>
+          <w:szCs w:val="28"/>
+          <w:lang w:val="uz-Cyrl-UZ"/>
+        </w:rPr>
+        <w:t xml:space="preserve">2026-йил “____” __________даги</w:t>
+      </w:r>
+    </w:p>
+    <w:p>
+      <w:pPr>
+        <w:spacing w:before="120" w:after="120" w:line="240" w:lineRule="auto"/>
+        <w:jc w:val="center"/>
+      </w:pPr>
+      <w:r>
+        <w:rPr>
+          <w:rFonts w:ascii="Times New Roman" w:hAnsi="Times New Roman" w:cs="Times New Roman"/>
+          <w:b/>
+          <w:bCs/>
+          <w:sz w:val="28"/>
+          <w:szCs w:val="28"/>
+          <w:lang w:val="uz-Cyrl-UZ"/>
+        </w:rPr>
+        <w:t xml:space="preserve">ART-2026-A-10-сонли шартномага</w:t>
+      </w:r>
+    </w:p>
+    <w:p>
+      <w:pPr>
+        <w:spacing w:before="120" w:after="120" w:line="240" w:lineRule="auto"/>
+        <w:jc w:val="center"/>
+      </w:pPr>
+      <w:r>
+        <w:rPr>
+          <w:rFonts w:ascii="Times New Roman" w:hAnsi="Times New Roman" w:cs="Times New Roman"/>
+          <w:b/>
+          <w:bCs/>
+          <w:sz w:val="28"/>
+          <w:szCs w:val="28"/>
+          <w:lang w:val="uz-Cyrl-UZ"/>
+        </w:rPr>
+        <w:t xml:space="preserve">ИЛОВА</w:t>
+      </w:r>
+    </w:p>
+    <w:p/>
+    <w:p>
+      <w:pPr>
+        <w:spacing w:before="120" w:after="120" w:line="240" w:lineRule="auto"/>
+        <w:jc w:val="center"/>
+      </w:pPr>
+      <w:r>
+        <w:rPr>
+          <w:rFonts w:ascii="Times New Roman" w:hAnsi="Times New Roman" w:cs="Times New Roman"/>
+          <w:b/>
+          <w:bCs/>
+          <w:sz w:val="28"/>
+          <w:szCs w:val="28"/>
+          <w:lang w:val="uz-Cyrl-UZ"/>
+        </w:rPr>
+        <w:t xml:space="preserve">Йиғимнинг қолган 80% тўлаш</w:t>
+      </w:r>
+    </w:p>
+    <w:p>
+      <w:pPr>
+        <w:spacing w:before="120" w:after="120" w:line="240" w:lineRule="auto"/>
+        <w:jc w:val="center"/>
+      </w:pPr>
+      <w:r>
+        <w:rPr>
+          <w:rFonts w:ascii="Times New Roman" w:hAnsi="Times New Roman" w:cs="Times New Roman"/>
+          <w:b/>
+          <w:bCs/>
+          <w:sz w:val="28"/>
+          <w:szCs w:val="28"/>
+          <w:lang w:val="uz-Cyrl-UZ"/>
+        </w:rPr>
+        <w:t xml:space="preserve">РЕЖА ЖАДВАЛИ</w:t>
+      </w:r>
+    </w:p>
+    <w:tbl>
+      <w:tblPr>
+        <w:tblW w:w="9000" w:type="dxa"/>
+        <w:tblBorders>
+          <w:top w:val="single" w:sz="6"/>
+          <w:left w:val="single" w:sz="6"/>
+          <w:bottom w:val="single" w:sz="6"/>
+          <w:right w:val="single" w:sz="6"/>
+          <w:insideH w:val="single" w:sz="6"/>
+          <w:insideV w:val="single" w:sz="6"/>
+        </w:tblBorders>
+      </w:tblPr>
+      <w:tblGrid>
+        <w:gridCol w:w="850"/>
+        <w:gridCol w:w="2100"/>
+        <w:gridCol w:w="6050"/>
+      </w:tblGrid>
+      <w:tr>
+        <w:tc>
+          <w:tcPr>
+            <w:tcW w:w="850" w:type="dxa"/>
+            <w:vAlign w:val="center"/>
+          </w:tcPr>
+          <w:p>
+            <w:pPr>
+              <w:spacing w:before="120" w:after="120" w:line="240" w:lineRule="auto"/>
+              <w:jc w:val="center"/>
+            </w:pPr>
+            <w:r>
+              <w:rPr>
+                <w:rFonts w:ascii="Times New Roman" w:hAnsi="Times New Roman" w:cs="Times New Roman"/>
+                <w:b/>
+                <w:bCs/>
+                <w:sz w:val="28"/>
+                <w:szCs w:val="28"/>
+                <w:lang w:val="uz-Cyrl-UZ"/>
+              </w:rPr>
+              <w:t xml:space="preserve">1.</w:t>
+            </w:r>
+          </w:p>
+        </w:tc>
+        <w:tc>
+          <w:tcPr>
+            <w:tcW w:w="2100" w:type="dxa"/>
+            <w:vAlign w:val="center"/>
+          </w:tcPr>
+          <w:p>
+            <w:pPr>
+              <w:spacing w:before="120" w:after="120" w:line="240" w:lineRule="auto"/>
+              <w:jc w:val="center"/>
+            </w:pPr>
+            <w:r>
+              <w:rPr>
+                <w:rFonts w:ascii="Times New Roman" w:hAnsi="Times New Roman" w:cs="Times New Roman"/>
+                <w:b/>
+                <w:bCs/>
+                <w:sz w:val="28"/>
+                <w:szCs w:val="28"/>
+                <w:lang w:val="uz-Cyrl-UZ"/>
+              </w:rPr>
+              <w:t xml:space="preserve">20.08.2026</w:t>
+            </w:r>
+          </w:p>
+        </w:tc>
+        <w:tc>
+          <w:tcPr>
+            <w:tcW w:w="6050" w:type="dxa"/>
+            <w:vAlign w:val="center"/>
+          </w:tcPr>
+          <w:p>
+            <w:pPr>
+              <w:spacing w:before="120" w:after="120" w:line="240" w:lineRule="auto"/>
+              <w:jc w:val="center"/>
+            </w:pPr>
+            <w:r>
+              <w:rPr>
+                <w:rFonts w:ascii="Times New Roman" w:hAnsi="Times New Roman" w:cs="Times New Roman"/>
+                <w:b/>
+                <w:bCs/>
+                <w:sz w:val="28"/>
+                <w:szCs w:val="28"/>
+                <w:lang w:val="uz-Cyrl-UZ"/>
+              </w:rPr>
+              <w:t xml:space="preserve">3 240 000.00 сўм</w:t>
+            </w:r>
+          </w:p>
+        </w:tc>
+      </w:tr>
+      <w:tr>
+        <w:tc>
+          <w:tcPr>
+            <w:tcW w:w="850" w:type="dxa"/>
+            <w:vAlign w:val="center"/>
+          </w:tcPr>
+          <w:p>
+            <w:pPr>
+              <w:spacing w:before="120" w:after="120" w:line="240" w:lineRule="auto"/>
+              <w:jc w:val="center"/>
+            </w:pPr>
+            <w:r>
+              <w:rPr>
+                <w:rFonts w:ascii="Times New Roman" w:hAnsi="Times New Roman" w:cs="Times New Roman"/>
+                <w:b/>
+                <w:bCs/>
+                <w:sz w:val="28"/>
+                <w:szCs w:val="28"/>
+                <w:lang w:val="uz-Cyrl-UZ"/>
+              </w:rPr>
+              <w:t xml:space="preserve">2.</w:t>
+            </w:r>
+          </w:p>
+        </w:tc>
+        <w:tc>
+          <w:tcPr>
+            <w:tcW w:w="2100" w:type="dxa"/>
+            <w:vAlign w:val="center"/>
+          </w:tcPr>
+          <w:p>
+            <w:pPr>
+              <w:spacing w:before="120" w:after="120" w:line="240" w:lineRule="auto"/>
+              <w:jc w:val="center"/>
+            </w:pPr>
+            <w:r>
+              <w:rPr>
+                <w:rFonts w:ascii="Times New Roman" w:hAnsi="Times New Roman" w:cs="Times New Roman"/>
+                <w:b/>
+                <w:bCs/>
+                <w:sz w:val="28"/>
+                <w:szCs w:val="28"/>
+                <w:lang w:val="uz-Cyrl-UZ"/>
+              </w:rPr>
+              <w:t xml:space="preserve">20.11.2026</w:t>
+            </w:r>
+          </w:p>
+        </w:tc>
+        <w:tc>
+          <w:tcPr>
+            <w:tcW w:w="6050" w:type="dxa"/>
+            <w:vAlign w:val="center"/>
+          </w:tcPr>
+          <w:p>
+            <w:pPr>
+              <w:spacing w:before="120" w:after="120" w:line="240" w:lineRule="auto"/>
+              <w:jc w:val="center"/>
+            </w:pPr>
+            <w:r>
+              <w:rPr>
+                <w:rFonts w:ascii="Times New Roman" w:hAnsi="Times New Roman" w:cs="Times New Roman"/>
+                <w:b/>
+                <w:bCs/>
+                <w:sz w:val="28"/>
+                <w:szCs w:val="28"/>
+                <w:lang w:val="uz-Cyrl-UZ"/>
+              </w:rPr>
+              <w:t xml:space="preserve">3 240 000.00 сўм</w:t>
+            </w:r>
+          </w:p>
+        </w:tc>
+      </w:tr>
+      <w:tr>
+        <w:tc>
+          <w:tcPr>
+            <w:tcW w:w="850" w:type="dxa"/>
+            <w:vAlign w:val="center"/>
+          </w:tcPr>
+          <w:p>
+            <w:pPr>
+              <w:spacing w:before="120" w:after="120" w:line="240" w:lineRule="auto"/>
+              <w:jc w:val="center"/>
+            </w:pPr>
+            <w:r>
+              <w:rPr>
+                <w:rFonts w:ascii="Times New Roman" w:hAnsi="Times New Roman" w:cs="Times New Roman"/>
+                <w:b/>
+                <w:bCs/>
+                <w:sz w:val="28"/>
+                <w:szCs w:val="28"/>
+                <w:lang w:val="uz-Cyrl-UZ"/>
+              </w:rPr>
+              <w:t xml:space="preserve">3.</w:t>
+            </w:r>
+          </w:p>
+        </w:tc>
+        <w:tc>
+          <w:tcPr>
+            <w:tcW w:w="2100" w:type="dxa"/>
+            <w:vAlign w:val="center"/>
+          </w:tcPr>
+          <w:p>
+            <w:pPr>
+              <w:spacing w:before="120" w:after="120" w:line="240" w:lineRule="auto"/>
+              <w:jc w:val="center"/>
+            </w:pPr>
+            <w:r>
+              <w:rPr>
+                <w:rFonts w:ascii="Times New Roman" w:hAnsi="Times New Roman" w:cs="Times New Roman"/>
+                <w:b/>
+                <w:bCs/>
+                <w:sz w:val="28"/>
+                <w:szCs w:val="28"/>
+                <w:lang w:val="uz-Cyrl-UZ"/>
+              </w:rPr>
+              <w:t xml:space="preserve">20.02.2027</w:t>
+            </w:r>
+          </w:p>
+        </w:tc>
+        <w:tc>
+          <w:tcPr>
+            <w:tcW w:w="6050" w:type="dxa"/>
+            <w:vAlign w:val="center"/>
+          </w:tcPr>
+          <w:p>
+            <w:pPr>
+              <w:spacing w:before="120" w:after="120" w:line="240" w:lineRule="auto"/>
+              <w:jc w:val="center"/>
+            </w:pPr>
+            <w:r>
+              <w:rPr>
+                <w:rFonts w:ascii="Times New Roman" w:hAnsi="Times New Roman" w:cs="Times New Roman"/>
+                <w:b/>
+                <w:bCs/>
+                <w:sz w:val="28"/>
+                <w:szCs w:val="28"/>
+                <w:lang w:val="uz-Cyrl-UZ"/>
+              </w:rPr>
+              <w:t xml:space="preserve">3 240 000.00 сўм</w:t>
+            </w:r>
+          </w:p>
+        </w:tc>
+      </w:tr>
+      <w:tr>
+        <w:tc>
+          <w:tcPr>
+            <w:tcW w:w="850" w:type="dxa"/>
+            <w:vAlign w:val="center"/>
+          </w:tcPr>
+          <w:p>
+            <w:pPr>
+              <w:spacing w:before="120" w:after="120" w:line="240" w:lineRule="auto"/>
+              <w:jc w:val="center"/>
+            </w:pPr>
+            <w:r>
+              <w:rPr>
+                <w:rFonts w:ascii="Times New Roman" w:hAnsi="Times New Roman" w:cs="Times New Roman"/>
+                <w:b/>
+                <w:bCs/>
+                <w:sz w:val="28"/>
+                <w:szCs w:val="28"/>
+                <w:lang w:val="uz-Cyrl-UZ"/>
+              </w:rPr>
+              <w:t xml:space="preserve">4.</w:t>
+            </w:r>
+          </w:p>
+        </w:tc>
+        <w:tc>
+          <w:tcPr>
+            <w:tcW w:w="2100" w:type="dxa"/>
+            <w:vAlign w:val="center"/>
+          </w:tcPr>
+          <w:p>
+            <w:pPr>
+              <w:spacing w:before="120" w:after="120" w:line="240" w:lineRule="auto"/>
+              <w:jc w:val="center"/>
+            </w:pPr>
+            <w:r>
+              <w:rPr>
+                <w:rFonts w:ascii="Times New Roman" w:hAnsi="Times New Roman" w:cs="Times New Roman"/>
+                <w:b/>
+                <w:bCs/>
+                <w:sz w:val="28"/>
+                <w:szCs w:val="28"/>
+                <w:lang w:val="uz-Cyrl-UZ"/>
+              </w:rPr>
+              <w:t xml:space="preserve">20.05.2027</w:t>
+            </w:r>
+          </w:p>
+        </w:tc>
+        <w:tc>
+          <w:tcPr>
+            <w:tcW w:w="6050" w:type="dxa"/>
+            <w:vAlign w:val="center"/>
+          </w:tcPr>
+          <w:p>
+            <w:pPr>
+              <w:spacing w:before="120" w:after="120" w:line="240" w:lineRule="auto"/>
+              <w:jc w:val="center"/>
+            </w:pPr>
+            <w:r>
+              <w:rPr>
+                <w:rFonts w:ascii="Times New Roman" w:hAnsi="Times New Roman" w:cs="Times New Roman"/>
+                <w:b/>
+                <w:bCs/>
+                <w:sz w:val="28"/>
+                <w:szCs w:val="28"/>
+                <w:lang w:val="uz-Cyrl-UZ"/>
+              </w:rPr>
+              <w:t xml:space="preserve">3 240 000.00 сўм</w:t>
+            </w:r>
+          </w:p>
+        </w:tc>
+      </w:tr>
+      <w:tr>
+        <w:tc>
+          <w:tcPr>
+            <w:tcW w:w="850" w:type="dxa"/>
+            <w:vAlign w:val="center"/>
+          </w:tcPr>
+          <w:p>
+            <w:pPr>
+              <w:spacing w:before="120" w:after="120" w:line="240" w:lineRule="auto"/>
+              <w:jc w:val="center"/>
+            </w:pPr>
+            <w:r>
+              <w:rPr>
+                <w:rFonts w:ascii="Times New Roman" w:hAnsi="Times New Roman" w:cs="Times New Roman"/>
+                <w:sz w:val="28"/>
+                <w:szCs w:val="28"/>
+                <w:lang w:val="uz-Cyrl-UZ"/>
+              </w:rPr>
+              <w:t xml:space="preserve"/>
+            </w:r>
+          </w:p>
+        </w:tc>
+        <w:tc>
+          <w:tcPr>
+            <w:tcW w:w="2100" w:type="dxa"/>
+            <w:vAlign w:val="center"/>
+          </w:tcPr>
+          <w:p>
+            <w:pPr>
+              <w:spacing w:before="120" w:after="120" w:line="240" w:lineRule="auto"/>
+              <w:jc w:val="center"/>
+            </w:pPr>
+            <w:r>
+              <w:rPr>
+                <w:rFonts w:ascii="Times New Roman" w:hAnsi="Times New Roman" w:cs="Times New Roman"/>
+                <w:b/>
+                <w:bCs/>
+                <w:sz w:val="28"/>
+                <w:szCs w:val="28"/>
+                <w:lang w:val="uz-Cyrl-UZ"/>
+              </w:rPr>
+              <w:t xml:space="preserve">Жами:</w:t>
+            </w:r>
+          </w:p>
+        </w:tc>
+        <w:tc>
+          <w:tcPr>
+            <w:tcW w:w="6050" w:type="dxa"/>
+            <w:vAlign w:val="center"/>
+          </w:tcPr>
+          <w:p>
+            <w:pPr>
+              <w:spacing w:before="120" w:after="120" w:line="240" w:lineRule="auto"/>
+              <w:jc w:val="center"/>
+            </w:pPr>
+            <w:r>
+              <w:rPr>
+                <w:rFonts w:ascii="Times New Roman" w:hAnsi="Times New Roman" w:cs="Times New Roman"/>
+                <w:b/>
+                <w:bCs/>
+                <w:sz w:val="28"/>
+                <w:szCs w:val="28"/>
+                <w:lang w:val="uz-Cyrl-UZ"/>
+              </w:rPr>
+              <w:t xml:space="preserve">12 960 000.00 сўм</w:t>
+            </w:r>
+          </w:p>
+        </w:tc>
+      </w:tr>
+    </w:tbl>
+    <w:p/>
+    <w:p/>
+    <w:tbl>
+      <w:tblPr>
+        <w:tblW w:w="9000" w:type="dxa"/>
+        <w:tblBorders>
+          <w:top w:val="single" w:sz="6"/>
+          <w:left w:val="single" w:sz="6"/>
+          <w:bottom w:val="single" w:sz="6"/>
+          <w:right w:val="single" w:sz="6"/>
+          <w:insideH w:val="single" w:sz="6"/>
+          <w:insideV w:val="single" w:sz="6"/>
+        </w:tblBorders>
+      </w:tblPr>
+      <w:tr>
+        <w:tc>
+          <w:tcPr>
+            <w:tcW w:w="4500" w:type="dxa"/>
+            <w:tcMar>
+              <w:top w:w="120" w:type="dxa"/>
+              <w:bottom w:w="120" w:type="dxa"/>
+            </w:tcMar>
+          </w:tcPr>
+          <w:p>
+            <w:pPr>
+              <w:spacing w:before="120" w:after="120" w:line="240" w:lineRule="auto"/>
+              <w:jc w:val="center"/>
+            </w:pPr>
+            <w:r>
+              <w:rPr>
+                <w:rFonts w:ascii="Times New Roman" w:hAnsi="Times New Roman" w:cs="Times New Roman"/>
+                <w:b/>
+                <w:bCs/>
+                <w:sz w:val="28"/>
+                <w:szCs w:val="28"/>
+                <w:lang w:val="uz-Cyrl-UZ"/>
+              </w:rPr>
+              <w:t xml:space="preserve">КОМПАНИЯ</w:t>
+            </w:r>
+          </w:p>
+          <w:p>
+            <w:pPr>
+              <w:spacing w:before="120" w:after="120" w:line="240" w:lineRule="auto"/>
+              <w:jc w:val="center"/>
+            </w:pPr>
+            <w:r>
+              <w:rPr>
+                <w:rFonts w:ascii="Times New Roman" w:hAnsi="Times New Roman" w:cs="Times New Roman"/>
+                <w:sz w:val="28"/>
+                <w:szCs w:val="28"/>
+                <w:lang w:val="uz-Cyrl-UZ"/>
+              </w:rPr>
+              <w:t xml:space="preserve"> </w:t>
+            </w:r>
+          </w:p>
+          <w:p>
+            <w:pPr>
+              <w:spacing w:before="120" w:after="120" w:line="240" w:lineRule="auto"/>
+              <w:jc w:val="center"/>
+            </w:pPr>
+            <w:r>
+              <w:rPr>
+                <w:rFonts w:ascii="Times New Roman" w:hAnsi="Times New Roman" w:cs="Times New Roman"/>
+                <w:sz w:val="28"/>
+                <w:szCs w:val="28"/>
+                <w:lang w:val="uz-Cyrl-UZ"/>
+              </w:rPr>
+              <w:t xml:space="preserve"> </w:t>
+            </w:r>
+          </w:p>
+          <w:p>
+            <w:pPr>
+              <w:spacing w:before="120" w:after="120" w:line="240" w:lineRule="auto"/>
+              <w:jc w:val="center"/>
+            </w:pPr>
+            <w:r>
+              <w:rPr>
+                <w:rFonts w:ascii="Times New Roman" w:hAnsi="Times New Roman" w:cs="Times New Roman"/>
+                <w:sz w:val="28"/>
+                <w:szCs w:val="28"/>
+                <w:lang w:val="uz-Cyrl-UZ"/>
+              </w:rPr>
+              <w:t xml:space="preserve">____________________________</w:t>
+            </w:r>
+          </w:p>
+          <w:p>
+            <w:pPr>
+              <w:spacing w:before="120" w:after="120" w:line="240" w:lineRule="auto"/>
+              <w:jc w:val="center"/>
+            </w:pPr>
+            <w:r>
+              <w:rPr>
+                <w:rFonts w:ascii="Times New Roman" w:hAnsi="Times New Roman" w:cs="Times New Roman"/>
+                <w:b/>
+                <w:bCs/>
+                <w:sz w:val="28"/>
+                <w:szCs w:val="28"/>
+                <w:lang w:val="uz-Cyrl-UZ"/>
+              </w:rPr>
+              <w:t xml:space="preserve">Б. А. Шакиров</w:t>
+            </w:r>
+          </w:p>
+        </w:tc>
+        <w:tc>
+          <w:tcPr>
+            <w:tcW w:w="4500" w:type="dxa"/>
+            <w:tcMar>
+              <w:top w:w="120" w:type="dxa"/>
+              <w:bottom w:w="120" w:type="dxa"/>
+            </w:tcMar>
+          </w:tcPr>
+          <w:p>
+            <w:pPr>
+              <w:spacing w:before="120" w:after="120" w:line="240" w:lineRule="auto"/>
+              <w:jc w:val="center"/>
+            </w:pPr>
+            <w:r>
+              <w:rPr>
+                <w:rFonts w:ascii="Times New Roman" w:hAnsi="Times New Roman" w:cs="Times New Roman"/>
+                <w:b/>
+                <w:bCs/>
+                <w:sz w:val="28"/>
+                <w:szCs w:val="28"/>
+                <w:lang w:val="uz-Cyrl-UZ"/>
+              </w:rPr>
+              <w:t xml:space="preserve">ИНВЕСТОР</w:t>
+            </w:r>
+          </w:p>
+          <w:p>
+            <w:pPr>
+              <w:spacing w:before="120" w:after="120" w:line="240" w:lineRule="auto"/>
+              <w:jc w:val="center"/>
+            </w:pPr>
+            <w:r>
+              <w:rPr>
+                <w:rFonts w:ascii="Times New Roman" w:hAnsi="Times New Roman" w:cs="Times New Roman"/>
+                <w:sz w:val="28"/>
+                <w:szCs w:val="28"/>
+                <w:lang w:val="uz-Cyrl-UZ"/>
+              </w:rPr>
+              <w:t xml:space="preserve"> </w:t>
+            </w:r>
+          </w:p>
+          <w:p>
+            <w:pPr>
+              <w:spacing w:before="120" w:after="120" w:line="240" w:lineRule="auto"/>
+              <w:jc w:val="center"/>
+            </w:pPr>
+            <w:r>
+              <w:rPr>
+                <w:rFonts w:ascii="Times New Roman" w:hAnsi="Times New Roman" w:cs="Times New Roman"/>
+                <w:sz w:val="28"/>
+                <w:szCs w:val="28"/>
+                <w:lang w:val="uz-Cyrl-UZ"/>
+              </w:rPr>
+              <w:t xml:space="preserve"> </w:t>
+            </w:r>
+          </w:p>
+          <w:p>
+            <w:pPr>
+              <w:spacing w:before="120" w:after="120" w:line="240" w:lineRule="auto"/>
+              <w:jc w:val="center"/>
+            </w:pPr>
+            <w:r>
+              <w:rPr>
+                <w:rFonts w:ascii="Times New Roman" w:hAnsi="Times New Roman" w:cs="Times New Roman"/>
+                <w:sz w:val="28"/>
+                <w:szCs w:val="28"/>
+                <w:lang w:val="uz-Cyrl-UZ"/>
+              </w:rPr>
+              <w:t xml:space="preserve">____________________________</w:t>
+            </w:r>
+          </w:p>
+          <w:p>
+            <w:pPr>
+              <w:spacing w:before="120" w:after="120" w:line="240" w:lineRule="auto"/>
+              <w:jc w:val="center"/>
+            </w:pPr>
+            <w:r>
+              <w:rPr>
+                <w:rFonts w:ascii="Times New Roman" w:hAnsi="Times New Roman" w:cs="Times New Roman"/>
+                <w:b/>
+                <w:bCs/>
+                <w:sz w:val="28"/>
+                <w:szCs w:val="28"/>
+                <w:lang w:val="uz-Cyrl-UZ"/>
+              </w:rPr>
+              <w:t xml:space="preserve">Қодирова Зухра</w:t>
             </w:r>
           </w:p>
         </w:tc>

--- a/public/uploads/contracts/draft-10.docx
+++ b/public/uploads/contracts/draft-10.docx
@@ -1335,7 +1335,7 @@
           <w:szCs w:val="28"/>
           <w:lang w:val="uz-Cyrl-UZ"/>
         </w:rPr>
-        <w:t xml:space="preserve">ART-2026-A-10-сонли шартномага</w:t>
+        <w:t xml:space="preserve">А-26-XJFRW-сонли шартномага</w:t>
       </w:r>
     </w:p>
     <w:p>
@@ -1370,7 +1370,7 @@
           <w:szCs w:val="28"/>
           <w:lang w:val="uz-Cyrl-UZ"/>
         </w:rPr>
-        <w:t xml:space="preserve">Йиғимнинг қолган 80% тўлаш</w:t>
+        <w:t xml:space="preserve">Шартноманинг бир йиллик тўлов</w:t>
       </w:r>
     </w:p>
     <w:p>
@@ -1473,7 +1473,7 @@
                 <w:szCs w:val="28"/>
                 <w:lang w:val="uz-Cyrl-UZ"/>
               </w:rPr>
-              <w:t xml:space="preserve">3 240 000.00 сўм</w:t>
+              <w:t xml:space="preserve">1 350 000.00 сўм</w:t>
             </w:r>
           </w:p>
         </w:tc>
@@ -1521,7 +1521,7 @@
                 <w:szCs w:val="28"/>
                 <w:lang w:val="uz-Cyrl-UZ"/>
               </w:rPr>
-              <w:t xml:space="preserve">20.11.2026</w:t>
+              <w:t xml:space="preserve">20.09.2026</w:t>
             </w:r>
           </w:p>
         </w:tc>
@@ -1544,7 +1544,7 @@
                 <w:szCs w:val="28"/>
                 <w:lang w:val="uz-Cyrl-UZ"/>
               </w:rPr>
-              <w:t xml:space="preserve">3 240 000.00 сўм</w:t>
+              <w:t xml:space="preserve">1 350 000.00 сўм</w:t>
             </w:r>
           </w:p>
         </w:tc>
@@ -1592,7 +1592,7 @@
                 <w:szCs w:val="28"/>
                 <w:lang w:val="uz-Cyrl-UZ"/>
               </w:rPr>
-              <w:t xml:space="preserve">20.02.2027</w:t>
+              <w:t xml:space="preserve">20.10.2026</w:t>
             </w:r>
           </w:p>
         </w:tc>
@@ -1615,7 +1615,7 @@
                 <w:szCs w:val="28"/>
                 <w:lang w:val="uz-Cyrl-UZ"/>
               </w:rPr>
-              <w:t xml:space="preserve">3 240 000.00 сўм</w:t>
+              <w:t xml:space="preserve">1 350 000.00 сўм</w:t>
             </w:r>
           </w:p>
         </w:tc>
@@ -1663,7 +1663,7 @@
                 <w:szCs w:val="28"/>
                 <w:lang w:val="uz-Cyrl-UZ"/>
               </w:rPr>
-              <w:t xml:space="preserve">20.05.2027</w:t>
+              <w:t xml:space="preserve">20.11.2026</w:t>
             </w:r>
           </w:p>
         </w:tc>
@@ -1686,7 +1686,7 @@
                 <w:szCs w:val="28"/>
                 <w:lang w:val="uz-Cyrl-UZ"/>
               </w:rPr>
-              <w:t xml:space="preserve">3 240 000.00 сўм</w:t>
+              <w:t xml:space="preserve">1 350 000.00 сўм</w:t>
             </w:r>
           </w:p>
         </w:tc>
@@ -1705,6 +1705,574 @@
             <w:r>
               <w:rPr>
                 <w:rFonts w:ascii="Times New Roman" w:hAnsi="Times New Roman" w:cs="Times New Roman"/>
+                <w:b/>
+                <w:bCs/>
+                <w:sz w:val="28"/>
+                <w:szCs w:val="28"/>
+                <w:lang w:val="uz-Cyrl-UZ"/>
+              </w:rPr>
+              <w:t xml:space="preserve">5.</w:t>
+            </w:r>
+          </w:p>
+        </w:tc>
+        <w:tc>
+          <w:tcPr>
+            <w:tcW w:w="2100" w:type="dxa"/>
+            <w:vAlign w:val="center"/>
+          </w:tcPr>
+          <w:p>
+            <w:pPr>
+              <w:spacing w:before="120" w:after="120" w:line="240" w:lineRule="auto"/>
+              <w:jc w:val="center"/>
+            </w:pPr>
+            <w:r>
+              <w:rPr>
+                <w:rFonts w:ascii="Times New Roman" w:hAnsi="Times New Roman" w:cs="Times New Roman"/>
+                <w:b/>
+                <w:bCs/>
+                <w:sz w:val="28"/>
+                <w:szCs w:val="28"/>
+                <w:lang w:val="uz-Cyrl-UZ"/>
+              </w:rPr>
+              <w:t xml:space="preserve">20.12.2026</w:t>
+            </w:r>
+          </w:p>
+        </w:tc>
+        <w:tc>
+          <w:tcPr>
+            <w:tcW w:w="6050" w:type="dxa"/>
+            <w:vAlign w:val="center"/>
+          </w:tcPr>
+          <w:p>
+            <w:pPr>
+              <w:spacing w:before="120" w:after="120" w:line="240" w:lineRule="auto"/>
+              <w:jc w:val="center"/>
+            </w:pPr>
+            <w:r>
+              <w:rPr>
+                <w:rFonts w:ascii="Times New Roman" w:hAnsi="Times New Roman" w:cs="Times New Roman"/>
+                <w:b/>
+                <w:bCs/>
+                <w:sz w:val="28"/>
+                <w:szCs w:val="28"/>
+                <w:lang w:val="uz-Cyrl-UZ"/>
+              </w:rPr>
+              <w:t xml:space="preserve">1 350 000.00 сўм</w:t>
+            </w:r>
+          </w:p>
+        </w:tc>
+      </w:tr>
+      <w:tr>
+        <w:tc>
+          <w:tcPr>
+            <w:tcW w:w="850" w:type="dxa"/>
+            <w:vAlign w:val="center"/>
+          </w:tcPr>
+          <w:p>
+            <w:pPr>
+              <w:spacing w:before="120" w:after="120" w:line="240" w:lineRule="auto"/>
+              <w:jc w:val="center"/>
+            </w:pPr>
+            <w:r>
+              <w:rPr>
+                <w:rFonts w:ascii="Times New Roman" w:hAnsi="Times New Roman" w:cs="Times New Roman"/>
+                <w:b/>
+                <w:bCs/>
+                <w:sz w:val="28"/>
+                <w:szCs w:val="28"/>
+                <w:lang w:val="uz-Cyrl-UZ"/>
+              </w:rPr>
+              <w:t xml:space="preserve">6.</w:t>
+            </w:r>
+          </w:p>
+        </w:tc>
+        <w:tc>
+          <w:tcPr>
+            <w:tcW w:w="2100" w:type="dxa"/>
+            <w:vAlign w:val="center"/>
+          </w:tcPr>
+          <w:p>
+            <w:pPr>
+              <w:spacing w:before="120" w:after="120" w:line="240" w:lineRule="auto"/>
+              <w:jc w:val="center"/>
+            </w:pPr>
+            <w:r>
+              <w:rPr>
+                <w:rFonts w:ascii="Times New Roman" w:hAnsi="Times New Roman" w:cs="Times New Roman"/>
+                <w:b/>
+                <w:bCs/>
+                <w:sz w:val="28"/>
+                <w:szCs w:val="28"/>
+                <w:lang w:val="uz-Cyrl-UZ"/>
+              </w:rPr>
+              <w:t xml:space="preserve">20.01.2027</w:t>
+            </w:r>
+          </w:p>
+        </w:tc>
+        <w:tc>
+          <w:tcPr>
+            <w:tcW w:w="6050" w:type="dxa"/>
+            <w:vAlign w:val="center"/>
+          </w:tcPr>
+          <w:p>
+            <w:pPr>
+              <w:spacing w:before="120" w:after="120" w:line="240" w:lineRule="auto"/>
+              <w:jc w:val="center"/>
+            </w:pPr>
+            <w:r>
+              <w:rPr>
+                <w:rFonts w:ascii="Times New Roman" w:hAnsi="Times New Roman" w:cs="Times New Roman"/>
+                <w:b/>
+                <w:bCs/>
+                <w:sz w:val="28"/>
+                <w:szCs w:val="28"/>
+                <w:lang w:val="uz-Cyrl-UZ"/>
+              </w:rPr>
+              <w:t xml:space="preserve">1 350 000.00 сўм</w:t>
+            </w:r>
+          </w:p>
+        </w:tc>
+      </w:tr>
+      <w:tr>
+        <w:tc>
+          <w:tcPr>
+            <w:tcW w:w="850" w:type="dxa"/>
+            <w:vAlign w:val="center"/>
+          </w:tcPr>
+          <w:p>
+            <w:pPr>
+              <w:spacing w:before="120" w:after="120" w:line="240" w:lineRule="auto"/>
+              <w:jc w:val="center"/>
+            </w:pPr>
+            <w:r>
+              <w:rPr>
+                <w:rFonts w:ascii="Times New Roman" w:hAnsi="Times New Roman" w:cs="Times New Roman"/>
+                <w:b/>
+                <w:bCs/>
+                <w:sz w:val="28"/>
+                <w:szCs w:val="28"/>
+                <w:lang w:val="uz-Cyrl-UZ"/>
+              </w:rPr>
+              <w:t xml:space="preserve">7.</w:t>
+            </w:r>
+          </w:p>
+        </w:tc>
+        <w:tc>
+          <w:tcPr>
+            <w:tcW w:w="2100" w:type="dxa"/>
+            <w:vAlign w:val="center"/>
+          </w:tcPr>
+          <w:p>
+            <w:pPr>
+              <w:spacing w:before="120" w:after="120" w:line="240" w:lineRule="auto"/>
+              <w:jc w:val="center"/>
+            </w:pPr>
+            <w:r>
+              <w:rPr>
+                <w:rFonts w:ascii="Times New Roman" w:hAnsi="Times New Roman" w:cs="Times New Roman"/>
+                <w:b/>
+                <w:bCs/>
+                <w:sz w:val="28"/>
+                <w:szCs w:val="28"/>
+                <w:lang w:val="uz-Cyrl-UZ"/>
+              </w:rPr>
+              <w:t xml:space="preserve">20.02.2027</w:t>
+            </w:r>
+          </w:p>
+        </w:tc>
+        <w:tc>
+          <w:tcPr>
+            <w:tcW w:w="6050" w:type="dxa"/>
+            <w:vAlign w:val="center"/>
+          </w:tcPr>
+          <w:p>
+            <w:pPr>
+              <w:spacing w:before="120" w:after="120" w:line="240" w:lineRule="auto"/>
+              <w:jc w:val="center"/>
+            </w:pPr>
+            <w:r>
+              <w:rPr>
+                <w:rFonts w:ascii="Times New Roman" w:hAnsi="Times New Roman" w:cs="Times New Roman"/>
+                <w:b/>
+                <w:bCs/>
+                <w:sz w:val="28"/>
+                <w:szCs w:val="28"/>
+                <w:lang w:val="uz-Cyrl-UZ"/>
+              </w:rPr>
+              <w:t xml:space="preserve">1 350 000.00 сўм</w:t>
+            </w:r>
+          </w:p>
+        </w:tc>
+      </w:tr>
+      <w:tr>
+        <w:tc>
+          <w:tcPr>
+            <w:tcW w:w="850" w:type="dxa"/>
+            <w:vAlign w:val="center"/>
+          </w:tcPr>
+          <w:p>
+            <w:pPr>
+              <w:spacing w:before="120" w:after="120" w:line="240" w:lineRule="auto"/>
+              <w:jc w:val="center"/>
+            </w:pPr>
+            <w:r>
+              <w:rPr>
+                <w:rFonts w:ascii="Times New Roman" w:hAnsi="Times New Roman" w:cs="Times New Roman"/>
+                <w:b/>
+                <w:bCs/>
+                <w:sz w:val="28"/>
+                <w:szCs w:val="28"/>
+                <w:lang w:val="uz-Cyrl-UZ"/>
+              </w:rPr>
+              <w:t xml:space="preserve">8.</w:t>
+            </w:r>
+          </w:p>
+        </w:tc>
+        <w:tc>
+          <w:tcPr>
+            <w:tcW w:w="2100" w:type="dxa"/>
+            <w:vAlign w:val="center"/>
+          </w:tcPr>
+          <w:p>
+            <w:pPr>
+              <w:spacing w:before="120" w:after="120" w:line="240" w:lineRule="auto"/>
+              <w:jc w:val="center"/>
+            </w:pPr>
+            <w:r>
+              <w:rPr>
+                <w:rFonts w:ascii="Times New Roman" w:hAnsi="Times New Roman" w:cs="Times New Roman"/>
+                <w:b/>
+                <w:bCs/>
+                <w:sz w:val="28"/>
+                <w:szCs w:val="28"/>
+                <w:lang w:val="uz-Cyrl-UZ"/>
+              </w:rPr>
+              <w:t xml:space="preserve">20.03.2027</w:t>
+            </w:r>
+          </w:p>
+        </w:tc>
+        <w:tc>
+          <w:tcPr>
+            <w:tcW w:w="6050" w:type="dxa"/>
+            <w:vAlign w:val="center"/>
+          </w:tcPr>
+          <w:p>
+            <w:pPr>
+              <w:spacing w:before="120" w:after="120" w:line="240" w:lineRule="auto"/>
+              <w:jc w:val="center"/>
+            </w:pPr>
+            <w:r>
+              <w:rPr>
+                <w:rFonts w:ascii="Times New Roman" w:hAnsi="Times New Roman" w:cs="Times New Roman"/>
+                <w:b/>
+                <w:bCs/>
+                <w:sz w:val="28"/>
+                <w:szCs w:val="28"/>
+                <w:lang w:val="uz-Cyrl-UZ"/>
+              </w:rPr>
+              <w:t xml:space="preserve">1 350 000.00 сўм</w:t>
+            </w:r>
+          </w:p>
+        </w:tc>
+      </w:tr>
+      <w:tr>
+        <w:tc>
+          <w:tcPr>
+            <w:tcW w:w="850" w:type="dxa"/>
+            <w:vAlign w:val="center"/>
+          </w:tcPr>
+          <w:p>
+            <w:pPr>
+              <w:spacing w:before="120" w:after="120" w:line="240" w:lineRule="auto"/>
+              <w:jc w:val="center"/>
+            </w:pPr>
+            <w:r>
+              <w:rPr>
+                <w:rFonts w:ascii="Times New Roman" w:hAnsi="Times New Roman" w:cs="Times New Roman"/>
+                <w:b/>
+                <w:bCs/>
+                <w:sz w:val="28"/>
+                <w:szCs w:val="28"/>
+                <w:lang w:val="uz-Cyrl-UZ"/>
+              </w:rPr>
+              <w:t xml:space="preserve">9.</w:t>
+            </w:r>
+          </w:p>
+        </w:tc>
+        <w:tc>
+          <w:tcPr>
+            <w:tcW w:w="2100" w:type="dxa"/>
+            <w:vAlign w:val="center"/>
+          </w:tcPr>
+          <w:p>
+            <w:pPr>
+              <w:spacing w:before="120" w:after="120" w:line="240" w:lineRule="auto"/>
+              <w:jc w:val="center"/>
+            </w:pPr>
+            <w:r>
+              <w:rPr>
+                <w:rFonts w:ascii="Times New Roman" w:hAnsi="Times New Roman" w:cs="Times New Roman"/>
+                <w:b/>
+                <w:bCs/>
+                <w:sz w:val="28"/>
+                <w:szCs w:val="28"/>
+                <w:lang w:val="uz-Cyrl-UZ"/>
+              </w:rPr>
+              <w:t xml:space="preserve">20.04.2027</w:t>
+            </w:r>
+          </w:p>
+        </w:tc>
+        <w:tc>
+          <w:tcPr>
+            <w:tcW w:w="6050" w:type="dxa"/>
+            <w:vAlign w:val="center"/>
+          </w:tcPr>
+          <w:p>
+            <w:pPr>
+              <w:spacing w:before="120" w:after="120" w:line="240" w:lineRule="auto"/>
+              <w:jc w:val="center"/>
+            </w:pPr>
+            <w:r>
+              <w:rPr>
+                <w:rFonts w:ascii="Times New Roman" w:hAnsi="Times New Roman" w:cs="Times New Roman"/>
+                <w:b/>
+                <w:bCs/>
+                <w:sz w:val="28"/>
+                <w:szCs w:val="28"/>
+                <w:lang w:val="uz-Cyrl-UZ"/>
+              </w:rPr>
+              <w:t xml:space="preserve">1 350 000.00 сўм</w:t>
+            </w:r>
+          </w:p>
+        </w:tc>
+      </w:tr>
+      <w:tr>
+        <w:tc>
+          <w:tcPr>
+            <w:tcW w:w="850" w:type="dxa"/>
+            <w:vAlign w:val="center"/>
+          </w:tcPr>
+          <w:p>
+            <w:pPr>
+              <w:spacing w:before="120" w:after="120" w:line="240" w:lineRule="auto"/>
+              <w:jc w:val="center"/>
+            </w:pPr>
+            <w:r>
+              <w:rPr>
+                <w:rFonts w:ascii="Times New Roman" w:hAnsi="Times New Roman" w:cs="Times New Roman"/>
+                <w:b/>
+                <w:bCs/>
+                <w:sz w:val="28"/>
+                <w:szCs w:val="28"/>
+                <w:lang w:val="uz-Cyrl-UZ"/>
+              </w:rPr>
+              <w:t xml:space="preserve">10.</w:t>
+            </w:r>
+          </w:p>
+        </w:tc>
+        <w:tc>
+          <w:tcPr>
+            <w:tcW w:w="2100" w:type="dxa"/>
+            <w:vAlign w:val="center"/>
+          </w:tcPr>
+          <w:p>
+            <w:pPr>
+              <w:spacing w:before="120" w:after="120" w:line="240" w:lineRule="auto"/>
+              <w:jc w:val="center"/>
+            </w:pPr>
+            <w:r>
+              <w:rPr>
+                <w:rFonts w:ascii="Times New Roman" w:hAnsi="Times New Roman" w:cs="Times New Roman"/>
+                <w:b/>
+                <w:bCs/>
+                <w:sz w:val="28"/>
+                <w:szCs w:val="28"/>
+                <w:lang w:val="uz-Cyrl-UZ"/>
+              </w:rPr>
+              <w:t xml:space="preserve">20.05.2027</w:t>
+            </w:r>
+          </w:p>
+        </w:tc>
+        <w:tc>
+          <w:tcPr>
+            <w:tcW w:w="6050" w:type="dxa"/>
+            <w:vAlign w:val="center"/>
+          </w:tcPr>
+          <w:p>
+            <w:pPr>
+              <w:spacing w:before="120" w:after="120" w:line="240" w:lineRule="auto"/>
+              <w:jc w:val="center"/>
+            </w:pPr>
+            <w:r>
+              <w:rPr>
+                <w:rFonts w:ascii="Times New Roman" w:hAnsi="Times New Roman" w:cs="Times New Roman"/>
+                <w:b/>
+                <w:bCs/>
+                <w:sz w:val="28"/>
+                <w:szCs w:val="28"/>
+                <w:lang w:val="uz-Cyrl-UZ"/>
+              </w:rPr>
+              <w:t xml:space="preserve">1 350 000.00 сўм</w:t>
+            </w:r>
+          </w:p>
+        </w:tc>
+      </w:tr>
+      <w:tr>
+        <w:tc>
+          <w:tcPr>
+            <w:tcW w:w="850" w:type="dxa"/>
+            <w:vAlign w:val="center"/>
+          </w:tcPr>
+          <w:p>
+            <w:pPr>
+              <w:spacing w:before="120" w:after="120" w:line="240" w:lineRule="auto"/>
+              <w:jc w:val="center"/>
+            </w:pPr>
+            <w:r>
+              <w:rPr>
+                <w:rFonts w:ascii="Times New Roman" w:hAnsi="Times New Roman" w:cs="Times New Roman"/>
+                <w:b/>
+                <w:bCs/>
+                <w:sz w:val="28"/>
+                <w:szCs w:val="28"/>
+                <w:lang w:val="uz-Cyrl-UZ"/>
+              </w:rPr>
+              <w:t xml:space="preserve">11.</w:t>
+            </w:r>
+          </w:p>
+        </w:tc>
+        <w:tc>
+          <w:tcPr>
+            <w:tcW w:w="2100" w:type="dxa"/>
+            <w:vAlign w:val="center"/>
+          </w:tcPr>
+          <w:p>
+            <w:pPr>
+              <w:spacing w:before="120" w:after="120" w:line="240" w:lineRule="auto"/>
+              <w:jc w:val="center"/>
+            </w:pPr>
+            <w:r>
+              <w:rPr>
+                <w:rFonts w:ascii="Times New Roman" w:hAnsi="Times New Roman" w:cs="Times New Roman"/>
+                <w:b/>
+                <w:bCs/>
+                <w:sz w:val="28"/>
+                <w:szCs w:val="28"/>
+                <w:lang w:val="uz-Cyrl-UZ"/>
+              </w:rPr>
+              <w:t xml:space="preserve">20.06.2027</w:t>
+            </w:r>
+          </w:p>
+        </w:tc>
+        <w:tc>
+          <w:tcPr>
+            <w:tcW w:w="6050" w:type="dxa"/>
+            <w:vAlign w:val="center"/>
+          </w:tcPr>
+          <w:p>
+            <w:pPr>
+              <w:spacing w:before="120" w:after="120" w:line="240" w:lineRule="auto"/>
+              <w:jc w:val="center"/>
+            </w:pPr>
+            <w:r>
+              <w:rPr>
+                <w:rFonts w:ascii="Times New Roman" w:hAnsi="Times New Roman" w:cs="Times New Roman"/>
+                <w:b/>
+                <w:bCs/>
+                <w:sz w:val="28"/>
+                <w:szCs w:val="28"/>
+                <w:lang w:val="uz-Cyrl-UZ"/>
+              </w:rPr>
+              <w:t xml:space="preserve">1 350 000.00 сўм</w:t>
+            </w:r>
+          </w:p>
+        </w:tc>
+      </w:tr>
+      <w:tr>
+        <w:tc>
+          <w:tcPr>
+            <w:tcW w:w="850" w:type="dxa"/>
+            <w:vAlign w:val="center"/>
+          </w:tcPr>
+          <w:p>
+            <w:pPr>
+              <w:spacing w:before="120" w:after="120" w:line="240" w:lineRule="auto"/>
+              <w:jc w:val="center"/>
+            </w:pPr>
+            <w:r>
+              <w:rPr>
+                <w:rFonts w:ascii="Times New Roman" w:hAnsi="Times New Roman" w:cs="Times New Roman"/>
+                <w:b/>
+                <w:bCs/>
+                <w:sz w:val="28"/>
+                <w:szCs w:val="28"/>
+                <w:lang w:val="uz-Cyrl-UZ"/>
+              </w:rPr>
+              <w:t xml:space="preserve">12.</w:t>
+            </w:r>
+          </w:p>
+        </w:tc>
+        <w:tc>
+          <w:tcPr>
+            <w:tcW w:w="2100" w:type="dxa"/>
+            <w:vAlign w:val="center"/>
+          </w:tcPr>
+          <w:p>
+            <w:pPr>
+              <w:spacing w:before="120" w:after="120" w:line="240" w:lineRule="auto"/>
+              <w:jc w:val="center"/>
+            </w:pPr>
+            <w:r>
+              <w:rPr>
+                <w:rFonts w:ascii="Times New Roman" w:hAnsi="Times New Roman" w:cs="Times New Roman"/>
+                <w:b/>
+                <w:bCs/>
+                <w:sz w:val="28"/>
+                <w:szCs w:val="28"/>
+                <w:lang w:val="uz-Cyrl-UZ"/>
+              </w:rPr>
+              <w:t xml:space="preserve">20.07.2027</w:t>
+            </w:r>
+          </w:p>
+        </w:tc>
+        <w:tc>
+          <w:tcPr>
+            <w:tcW w:w="6050" w:type="dxa"/>
+            <w:vAlign w:val="center"/>
+          </w:tcPr>
+          <w:p>
+            <w:pPr>
+              <w:spacing w:before="120" w:after="120" w:line="240" w:lineRule="auto"/>
+              <w:jc w:val="center"/>
+            </w:pPr>
+            <w:r>
+              <w:rPr>
+                <w:rFonts w:ascii="Times New Roman" w:hAnsi="Times New Roman" w:cs="Times New Roman"/>
+                <w:b/>
+                <w:bCs/>
+                <w:sz w:val="28"/>
+                <w:szCs w:val="28"/>
+                <w:lang w:val="uz-Cyrl-UZ"/>
+              </w:rPr>
+              <w:t xml:space="preserve">1 350 000.00 сўм</w:t>
+            </w:r>
+          </w:p>
+        </w:tc>
+      </w:tr>
+      <w:tr>
+        <w:tc>
+          <w:tcPr>
+            <w:tcW w:w="850" w:type="dxa"/>
+            <w:vAlign w:val="center"/>
+          </w:tcPr>
+          <w:p>
+            <w:pPr>
+              <w:spacing w:before="120" w:after="120" w:line="240" w:lineRule="auto"/>
+              <w:jc w:val="center"/>
+            </w:pPr>
+            <w:r>
+              <w:rPr>
+                <w:rFonts w:ascii="Times New Roman" w:hAnsi="Times New Roman" w:cs="Times New Roman"/>
                 <w:sz w:val="28"/>
                 <w:szCs w:val="28"/>
                 <w:lang w:val="uz-Cyrl-UZ"/>
@@ -1755,7 +2323,7 @@
                 <w:szCs w:val="28"/>
                 <w:lang w:val="uz-Cyrl-UZ"/>
               </w:rPr>
-              <w:t xml:space="preserve">12 960 000.00 сўм</w:t>
+              <w:t xml:space="preserve">16 200 000.00 сўм</w:t>
             </w:r>
           </w:p>
         </w:tc>
@@ -1860,7 +2428,7 @@
                 <w:szCs w:val="28"/>
                 <w:lang w:val="uz-Cyrl-UZ"/>
               </w:rPr>
-              <w:t xml:space="preserve">Б. А. Шакиров</w:t>
+              <w:t xml:space="preserve">Каримов Шавкат</w:t>
             </w:r>
           </w:p>
         </w:tc>

--- a/public/uploads/contracts/draft-10.docx
+++ b/public/uploads/contracts/draft-10.docx
@@ -51,24 +51,24 @@
           <w:szCs w:val="28"/>
           <w:lang w:val="uz-Cyrl-UZ"/>
         </w:rPr>
-        <w:t xml:space="preserve">2026 йил 1-июл          А-26-XJFRW-сон                                        Тошкент шаҳри ш.</w:t>
-      </w:r>
-    </w:p>
-    <w:p/>
-    <w:p>
-      <w:pPr>
-        <w:spacing w:after="0" w:line="240" w:lineRule="auto"/>
-        <w:ind w:firstLine="851"/>
-        <w:jc w:val="both"/>
-      </w:pPr>
-      <w:r>
-        <w:rPr>
-          <w:rFonts w:ascii="Times New Roman" w:hAnsi="Times New Roman" w:cs="Times New Roman"/>
-          <w:sz w:val="28"/>
-          <w:szCs w:val="28"/>
-          <w:lang w:val="uz-Cyrl-UZ"/>
-        </w:rPr>
-        <w:t xml:space="preserve">Кейинги ўринларда “Ижарага берувчи” деб номланадиган Тошкент шаҳар ҳокимияти томонидан ва кейинги ўринларда “Ижарага олувчи” деб номланадиган Қодирова Зухра («TEXNO MARKET» МЧЖ) томонидан мазкур шартномани Ўзбекистон Республикаси Ягона интерактив давлат хизматлари портали орқали 2026 йил 1-июл да келиб тушган А-26-XJFRW-сон аризага биноан тузди.</w:t>
+        <w:t xml:space="preserve">2026 йил 1-июл          А-26-U9GRB-сон                                        Тошкент шаҳри ш.</w:t>
+      </w:r>
+    </w:p>
+    <w:p/>
+    <w:p>
+      <w:pPr>
+        <w:spacing w:after="0" w:line="240" w:lineRule="auto"/>
+        <w:ind w:firstLine="851"/>
+        <w:jc w:val="both"/>
+      </w:pPr>
+      <w:r>
+        <w:rPr>
+          <w:rFonts w:ascii="Times New Roman" w:hAnsi="Times New Roman" w:cs="Times New Roman"/>
+          <w:sz w:val="28"/>
+          <w:szCs w:val="28"/>
+          <w:lang w:val="uz-Cyrl-UZ"/>
+        </w:rPr>
+        <w:t xml:space="preserve">Кейинги ўринларда “Ижарага берувчи” деб номланадиган Тошкент шаҳар ҳокимияти томонидан ва кейинги ўринларда “Ижарага олувчи” деб номланадиган Қодирова Зухра («TEXNO MARKET» МЧЖ) томонидан мазкур шартномани Ўзбекистон Республикаси Ягона интерактив давлат хизматлари портали орқали 2026 йил 1-июл да келиб тушган А-26-U9GRB-сон аризага биноан тузди.</w:t>
       </w:r>
     </w:p>
     <w:p/>
@@ -120,7 +120,7 @@
           <w:szCs w:val="28"/>
           <w:lang w:val="uz-Cyrl-UZ"/>
         </w:rPr>
-        <w:t xml:space="preserve">1.2. Ижарага берувчи ер участкасини 2026 йил 1-июл дан 1 (бир) йил муддатга ижарага беради, Ижарага олувчи эса ўзига тегишли бўлган Тошкент шаҳрининг Мирзо-Улуғбек туманидаги Мирзо-Улуғбек тумани, Лабзак кўчаси, №110 манзилда жойлашган «TEXNO MARKET» МЧЖ объекти (ер участкаси)га туташ ҳудуддаги кейинчалик “Ер участкаси” деб номланувчи 30 кв.м ер майдонни Савдо фаолиятини ташкил этиш учун ижарага олади.</w:t>
+        <w:t xml:space="preserve">1.2. Ижарага берувчи ер участкасини 2026 йил 1-июл дан 1 (бир) йил муддатга ижарага беради, Ижарага олувчи эса ўзига тегишли бўлган Тошкент шаҳрининг Мирзо-Улуғбек туманидаги Мирзо-Улуғбек тумани, Гулзор кўчаси, №27 манзилда жойлашган «TEXNO MARKET» МЧЖ объекти (ер участкаси)га туташ ҳудуддаги кейинчалик “Ер участкаси” деб номланувчи 36 кв.м ер майдонни Хизмат фаолиятини ташкил этиш учун ижарага олади.</w:t>
       </w:r>
     </w:p>
     <w:p/>
@@ -257,24 +257,24 @@
           <w:szCs w:val="28"/>
           <w:lang w:val="uz-Cyrl-UZ"/>
         </w:rPr>
-        <w:t xml:space="preserve">2.5. Ер участкаси тадбиркорлик фаолиятини амалга ошириш учун берилади ва қуйидаги мақсадда фойдаланилади: Савдо.</w:t>
-      </w:r>
-    </w:p>
-    <w:p/>
-    <w:p>
-      <w:pPr>
-        <w:spacing w:after="0" w:line="240" w:lineRule="auto"/>
-        <w:ind w:firstLine="851"/>
-        <w:jc w:val="both"/>
-      </w:pPr>
-      <w:r>
-        <w:rPr>
-          <w:rFonts w:ascii="Times New Roman" w:hAnsi="Times New Roman" w:cs="Times New Roman"/>
-          <w:sz w:val="28"/>
-          <w:szCs w:val="28"/>
-          <w:lang w:val="uz-Cyrl-UZ"/>
-        </w:rPr>
-        <w:t xml:space="preserve">2.6. Объект жойлашган кўча тури: Марказий. Кадастр рақами: 10:11:06:04:04:0109.</w:t>
+        <w:t xml:space="preserve">2.5. Ер участкаси тадбиркорлик фаолиятини амалга ошириш учун берилади ва қуйидаги мақсадда фойдаланилади: Хизмат.</w:t>
+      </w:r>
+    </w:p>
+    <w:p/>
+    <w:p>
+      <w:pPr>
+        <w:spacing w:after="0" w:line="240" w:lineRule="auto"/>
+        <w:ind w:firstLine="851"/>
+        <w:jc w:val="both"/>
+      </w:pPr>
+      <w:r>
+        <w:rPr>
+          <w:rFonts w:ascii="Times New Roman" w:hAnsi="Times New Roman" w:cs="Times New Roman"/>
+          <w:sz w:val="28"/>
+          <w:szCs w:val="28"/>
+          <w:lang w:val="uz-Cyrl-UZ"/>
+        </w:rPr>
+        <w:t xml:space="preserve">2.6. Объект жойлашган кўча тури: Марказий. Кадастр рақами: 10:11:03:09:07:0109.</w:t>
       </w:r>
     </w:p>
     <w:p/>
@@ -343,7 +343,7 @@
           <w:szCs w:val="28"/>
           <w:lang w:val="uz-Cyrl-UZ"/>
         </w:rPr>
-        <w:t xml:space="preserve">3.3. Ер участкаси учун йиллик ижара тўлови 16 200 000 сўмни ташкил этади ва йиллик ижара тўлов суммасининг тенг миқдорга бўлган ҳолда ҳар ойда (ойлик 1 350 000 сўм) амалга оширилади.</w:t>
+        <w:t xml:space="preserve">3.3. Ер участкаси учун йиллик ижара тўлови 19 440 000 сўмни ташкил этади ва йиллик ижара тўлов суммасининг тенг миқдорга бўлган ҳолда ҳар ойда (ойлик 1 620 000 сўм) амалга оширилади.</w:t>
       </w:r>
     </w:p>
     <w:p/>
@@ -1233,7 +1233,7 @@
                 <w:szCs w:val="28"/>
                 <w:lang w:val="uz-Cyrl-UZ"/>
               </w:rPr>
-              <w:t xml:space="preserve">Манзил: Мирзо-Улуғбек тумани, Лабзак кўчаси, №110</w:t>
+              <w:t xml:space="preserve">Манзил: Мирзо-Улуғбек тумани, Гулзор кўчаси, №27</w:t>
             </w:r>
           </w:p>
           <w:p>
@@ -1335,7 +1335,7 @@
           <w:szCs w:val="28"/>
           <w:lang w:val="uz-Cyrl-UZ"/>
         </w:rPr>
-        <w:t xml:space="preserve">А-26-XJFRW-сонли шартномага</w:t>
+        <w:t xml:space="preserve">А-26-U9GRB-сонли шартномага</w:t>
       </w:r>
     </w:p>
     <w:p>
@@ -1473,7 +1473,7 @@
                 <w:szCs w:val="28"/>
                 <w:lang w:val="uz-Cyrl-UZ"/>
               </w:rPr>
-              <w:t xml:space="preserve">1 350 000.00 сўм</w:t>
+              <w:t xml:space="preserve">1 620 000.00 сўм</w:t>
             </w:r>
           </w:p>
         </w:tc>
@@ -1544,7 +1544,7 @@
                 <w:szCs w:val="28"/>
                 <w:lang w:val="uz-Cyrl-UZ"/>
               </w:rPr>
-              <w:t xml:space="preserve">1 350 000.00 сўм</w:t>
+              <w:t xml:space="preserve">1 620 000.00 сўм</w:t>
             </w:r>
           </w:p>
         </w:tc>
@@ -1615,7 +1615,7 @@
                 <w:szCs w:val="28"/>
                 <w:lang w:val="uz-Cyrl-UZ"/>
               </w:rPr>
-              <w:t xml:space="preserve">1 350 000.00 сўм</w:t>
+              <w:t xml:space="preserve">1 620 000.00 сўм</w:t>
             </w:r>
           </w:p>
         </w:tc>
@@ -1686,7 +1686,7 @@
                 <w:szCs w:val="28"/>
                 <w:lang w:val="uz-Cyrl-UZ"/>
               </w:rPr>
-              <w:t xml:space="preserve">1 350 000.00 сўм</w:t>
+              <w:t xml:space="preserve">1 620 000.00 сўм</w:t>
             </w:r>
           </w:p>
         </w:tc>
@@ -1757,7 +1757,7 @@
                 <w:szCs w:val="28"/>
                 <w:lang w:val="uz-Cyrl-UZ"/>
               </w:rPr>
-              <w:t xml:space="preserve">1 350 000.00 сўм</w:t>
+              <w:t xml:space="preserve">1 620 000.00 сўм</w:t>
             </w:r>
           </w:p>
         </w:tc>
@@ -1828,7 +1828,7 @@
                 <w:szCs w:val="28"/>
                 <w:lang w:val="uz-Cyrl-UZ"/>
               </w:rPr>
-              <w:t xml:space="preserve">1 350 000.00 сўм</w:t>
+              <w:t xml:space="preserve">1 620 000.00 сўм</w:t>
             </w:r>
           </w:p>
         </w:tc>
@@ -1899,7 +1899,7 @@
                 <w:szCs w:val="28"/>
                 <w:lang w:val="uz-Cyrl-UZ"/>
               </w:rPr>
-              <w:t xml:space="preserve">1 350 000.00 сўм</w:t>
+              <w:t xml:space="preserve">1 620 000.00 сўм</w:t>
             </w:r>
           </w:p>
         </w:tc>
@@ -1970,7 +1970,7 @@
                 <w:szCs w:val="28"/>
                 <w:lang w:val="uz-Cyrl-UZ"/>
               </w:rPr>
-              <w:t xml:space="preserve">1 350 000.00 сўм</w:t>
+              <w:t xml:space="preserve">1 620 000.00 сўм</w:t>
             </w:r>
           </w:p>
         </w:tc>
@@ -2041,7 +2041,7 @@
                 <w:szCs w:val="28"/>
                 <w:lang w:val="uz-Cyrl-UZ"/>
               </w:rPr>
-              <w:t xml:space="preserve">1 350 000.00 сўм</w:t>
+              <w:t xml:space="preserve">1 620 000.00 сўм</w:t>
             </w:r>
           </w:p>
         </w:tc>
@@ -2112,7 +2112,7 @@
                 <w:szCs w:val="28"/>
                 <w:lang w:val="uz-Cyrl-UZ"/>
               </w:rPr>
-              <w:t xml:space="preserve">1 350 000.00 сўм</w:t>
+              <w:t xml:space="preserve">1 620 000.00 сўм</w:t>
             </w:r>
           </w:p>
         </w:tc>
@@ -2183,7 +2183,7 @@
                 <w:szCs w:val="28"/>
                 <w:lang w:val="uz-Cyrl-UZ"/>
               </w:rPr>
-              <w:t xml:space="preserve">1 350 000.00 сўм</w:t>
+              <w:t xml:space="preserve">1 620 000.00 сўм</w:t>
             </w:r>
           </w:p>
         </w:tc>
@@ -2254,7 +2254,7 @@
                 <w:szCs w:val="28"/>
                 <w:lang w:val="uz-Cyrl-UZ"/>
               </w:rPr>
-              <w:t xml:space="preserve">1 350 000.00 сўм</w:t>
+              <w:t xml:space="preserve">1 620 000.00 сўм</w:t>
             </w:r>
           </w:p>
         </w:tc>
@@ -2323,7 +2323,7 @@
                 <w:szCs w:val="28"/>
                 <w:lang w:val="uz-Cyrl-UZ"/>
               </w:rPr>
-              <w:t xml:space="preserve">16 200 000.00 сўм</w:t>
+              <w:t xml:space="preserve">19 440 000.00 сўм</w:t>
             </w:r>
           </w:p>
         </w:tc>
